--- a/education/fr/03_Trousse_evaluation.docx
+++ b/education/fr/03_Trousse_evaluation.docx
@@ -143,19 +143,7 @@
             <w:pStyle w:val="TOCHeading"/>
           </w:pPr>
           <w:r>
-            <w:t xml:space="preserve">Table</w:t>
-          </w:r>
-          <w:r>
-            <w:t xml:space="preserve"> </w:t>
-          </w:r>
-          <w:r>
-            <w:t xml:space="preserve">des</w:t>
-          </w:r>
-          <w:r>
-            <w:t xml:space="preserve"> </w:t>
-          </w:r>
-          <w:r>
-            <w:t xml:space="preserve">matières</w:t>
+            <w:t xml:space="preserve">Table des mati��res</w:t>
           </w:r>
         </w:p>
         <w:p>
@@ -437,18 +425,17 @@
         <w:jc w:val="start"/>
       </w:tblPr>
       <w:tblGrid>
-        <w:gridCol w:w="704"/>
-        <w:gridCol w:w="1555"/>
-        <w:gridCol w:w="7339"/>
+        <w:gridCol w:w="683"/>
+        <w:gridCol w:w="1448"/>
+        <w:gridCol w:w="7469"/>
       </w:tblGrid>
       <w:tr>
         <w:trPr>
           <w:tblHeader w:val="true"/>
-          <w:tblHeader/>
         </w:trPr>
         <w:tc>
           <w:tcPr>
-            <w:tcW w:w="704" w:type="dxa"/>
+            <w:tcW w:type="dxa" w:w="683"/>
             <w:shd w:val="clear" w:color="auto" w:fill="123A5C"/>
           </w:tcPr>
           <w:p>
@@ -468,7 +455,7 @@
         </w:tc>
         <w:tc>
           <w:tcPr>
-            <w:tcW w:w="1555" w:type="dxa"/>
+            <w:tcW w:type="dxa" w:w="1448"/>
             <w:shd w:val="clear" w:color="auto" w:fill="123A5C"/>
           </w:tcPr>
           <w:p>
@@ -488,7 +475,7 @@
         </w:tc>
         <w:tc>
           <w:tcPr>
-            <w:tcW w:w="7339" w:type="dxa"/>
+            <w:tcW w:type="dxa" w:w="7469"/>
             <w:shd w:val="clear" w:color="auto" w:fill="123A5C"/>
           </w:tcPr>
           <w:p>
@@ -510,7 +497,7 @@
       <w:tr>
         <w:tc>
           <w:tcPr>
-            <w:tcW w:w="704" w:type="dxa"/>
+            <w:tcW w:type="dxa" w:w="683"/>
           </w:tcPr>
           <w:p>
             <w:pPr>
@@ -525,7 +512,7 @@
         </w:tc>
         <w:tc>
           <w:tcPr>
-            <w:tcW w:w="1555" w:type="dxa"/>
+            <w:tcW w:type="dxa" w:w="1448"/>
           </w:tcPr>
           <w:p>
             <w:pPr>
@@ -540,7 +527,7 @@
         </w:tc>
         <w:tc>
           <w:tcPr>
-            <w:tcW w:w="7339" w:type="dxa"/>
+            <w:tcW w:type="dxa" w:w="7469"/>
           </w:tcPr>
           <w:p>
             <w:pPr>
@@ -557,7 +544,7 @@
       <w:tr>
         <w:tc>
           <w:tcPr>
-            <w:tcW w:w="704" w:type="dxa"/>
+            <w:tcW w:type="dxa" w:w="683"/>
           </w:tcPr>
           <w:p>
             <w:pPr>
@@ -572,7 +559,7 @@
         </w:tc>
         <w:tc>
           <w:tcPr>
-            <w:tcW w:w="1555" w:type="dxa"/>
+            <w:tcW w:type="dxa" w:w="1448"/>
           </w:tcPr>
           <w:p>
             <w:pPr>
@@ -587,7 +574,7 @@
         </w:tc>
         <w:tc>
           <w:tcPr>
-            <w:tcW w:w="7339" w:type="dxa"/>
+            <w:tcW w:type="dxa" w:w="7469"/>
           </w:tcPr>
           <w:p>
             <w:pPr>
@@ -604,7 +591,7 @@
       <w:tr>
         <w:tc>
           <w:tcPr>
-            <w:tcW w:w="704" w:type="dxa"/>
+            <w:tcW w:type="dxa" w:w="683"/>
           </w:tcPr>
           <w:p>
             <w:pPr>
@@ -619,7 +606,7 @@
         </w:tc>
         <w:tc>
           <w:tcPr>
-            <w:tcW w:w="1555" w:type="dxa"/>
+            <w:tcW w:type="dxa" w:w="1448"/>
           </w:tcPr>
           <w:p>
             <w:pPr>
@@ -634,7 +621,7 @@
         </w:tc>
         <w:tc>
           <w:tcPr>
-            <w:tcW w:w="7339" w:type="dxa"/>
+            <w:tcW w:type="dxa" w:w="7469"/>
           </w:tcPr>
           <w:p>
             <w:pPr>
@@ -651,7 +638,7 @@
       <w:tr>
         <w:tc>
           <w:tcPr>
-            <w:tcW w:w="704" w:type="dxa"/>
+            <w:tcW w:type="dxa" w:w="683"/>
           </w:tcPr>
           <w:p>
             <w:pPr>
@@ -666,7 +653,7 @@
         </w:tc>
         <w:tc>
           <w:tcPr>
-            <w:tcW w:w="1555" w:type="dxa"/>
+            <w:tcW w:type="dxa" w:w="1448"/>
           </w:tcPr>
           <w:p>
             <w:pPr>
@@ -681,7 +668,7 @@
         </w:tc>
         <w:tc>
           <w:tcPr>
-            <w:tcW w:w="7339" w:type="dxa"/>
+            <w:tcW w:type="dxa" w:w="7469"/>
           </w:tcPr>
           <w:p>
             <w:pPr>
@@ -698,7 +685,7 @@
       <w:tr>
         <w:tc>
           <w:tcPr>
-            <w:tcW w:w="704" w:type="dxa"/>
+            <w:tcW w:type="dxa" w:w="683"/>
           </w:tcPr>
           <w:p>
             <w:pPr>
@@ -713,7 +700,7 @@
         </w:tc>
         <w:tc>
           <w:tcPr>
-            <w:tcW w:w="1555" w:type="dxa"/>
+            <w:tcW w:type="dxa" w:w="1448"/>
           </w:tcPr>
           <w:p>
             <w:pPr>
@@ -728,7 +715,7 @@
         </w:tc>
         <w:tc>
           <w:tcPr>
-            <w:tcW w:w="7339" w:type="dxa"/>
+            <w:tcW w:type="dxa" w:w="7469"/>
           </w:tcPr>
           <w:p>
             <w:pPr>
@@ -745,7 +732,7 @@
       <w:tr>
         <w:tc>
           <w:tcPr>
-            <w:tcW w:w="704" w:type="dxa"/>
+            <w:tcW w:type="dxa" w:w="683"/>
           </w:tcPr>
           <w:p>
             <w:pPr>
@@ -760,7 +747,7 @@
         </w:tc>
         <w:tc>
           <w:tcPr>
-            <w:tcW w:w="1555" w:type="dxa"/>
+            <w:tcW w:type="dxa" w:w="1448"/>
           </w:tcPr>
           <w:p>
             <w:pPr>
@@ -775,7 +762,7 @@
         </w:tc>
         <w:tc>
           <w:tcPr>
-            <w:tcW w:w="7339" w:type="dxa"/>
+            <w:tcW w:type="dxa" w:w="7469"/>
           </w:tcPr>
           <w:p>
             <w:pPr>
@@ -792,7 +779,7 @@
       <w:tr>
         <w:tc>
           <w:tcPr>
-            <w:tcW w:w="704" w:type="dxa"/>
+            <w:tcW w:type="dxa" w:w="683"/>
           </w:tcPr>
           <w:p>
             <w:pPr>
@@ -807,7 +794,7 @@
         </w:tc>
         <w:tc>
           <w:tcPr>
-            <w:tcW w:w="1555" w:type="dxa"/>
+            <w:tcW w:type="dxa" w:w="1448"/>
           </w:tcPr>
           <w:p>
             <w:pPr>
@@ -822,7 +809,7 @@
         </w:tc>
         <w:tc>
           <w:tcPr>
-            <w:tcW w:w="7339" w:type="dxa"/>
+            <w:tcW w:type="dxa" w:w="7469"/>
           </w:tcPr>
           <w:p>
             <w:pPr>
@@ -839,7 +826,7 @@
       <w:tr>
         <w:tc>
           <w:tcPr>
-            <w:tcW w:w="704" w:type="dxa"/>
+            <w:tcW w:type="dxa" w:w="683"/>
           </w:tcPr>
           <w:p>
             <w:pPr>
@@ -854,7 +841,7 @@
         </w:tc>
         <w:tc>
           <w:tcPr>
-            <w:tcW w:w="1555" w:type="dxa"/>
+            <w:tcW w:type="dxa" w:w="1448"/>
           </w:tcPr>
           <w:p>
             <w:pPr>
@@ -869,7 +856,7 @@
         </w:tc>
         <w:tc>
           <w:tcPr>
-            <w:tcW w:w="7339" w:type="dxa"/>
+            <w:tcW w:type="dxa" w:w="7469"/>
           </w:tcPr>
           <w:p>
             <w:pPr>
@@ -886,7 +873,7 @@
       <w:tr>
         <w:tc>
           <w:tcPr>
-            <w:tcW w:w="704" w:type="dxa"/>
+            <w:tcW w:type="dxa" w:w="683"/>
           </w:tcPr>
           <w:p>
             <w:pPr>
@@ -901,7 +888,7 @@
         </w:tc>
         <w:tc>
           <w:tcPr>
-            <w:tcW w:w="1555" w:type="dxa"/>
+            <w:tcW w:type="dxa" w:w="1448"/>
           </w:tcPr>
           <w:p>
             <w:pPr>
@@ -916,7 +903,7 @@
         </w:tc>
         <w:tc>
           <w:tcPr>
-            <w:tcW w:w="7339" w:type="dxa"/>
+            <w:tcW w:type="dxa" w:w="7469"/>
           </w:tcPr>
           <w:p>
             <w:pPr>
@@ -933,7 +920,7 @@
       <w:tr>
         <w:tc>
           <w:tcPr>
-            <w:tcW w:w="704" w:type="dxa"/>
+            <w:tcW w:type="dxa" w:w="683"/>
           </w:tcPr>
           <w:p>
             <w:pPr>
@@ -948,7 +935,7 @@
         </w:tc>
         <w:tc>
           <w:tcPr>
-            <w:tcW w:w="1555" w:type="dxa"/>
+            <w:tcW w:type="dxa" w:w="1448"/>
           </w:tcPr>
           <w:p>
             <w:pPr>
@@ -963,7 +950,7 @@
         </w:tc>
         <w:tc>
           <w:tcPr>
-            <w:tcW w:w="7339" w:type="dxa"/>
+            <w:tcW w:type="dxa" w:w="7469"/>
           </w:tcPr>
           <w:p>
             <w:pPr>
@@ -980,7 +967,7 @@
       <w:tr>
         <w:tc>
           <w:tcPr>
-            <w:tcW w:w="704" w:type="dxa"/>
+            <w:tcW w:type="dxa" w:w="683"/>
           </w:tcPr>
           <w:p>
             <w:pPr>
@@ -995,7 +982,7 @@
         </w:tc>
         <w:tc>
           <w:tcPr>
-            <w:tcW w:w="1555" w:type="dxa"/>
+            <w:tcW w:type="dxa" w:w="1448"/>
           </w:tcPr>
           <w:p>
             <w:pPr>
@@ -1010,7 +997,7 @@
         </w:tc>
         <w:tc>
           <w:tcPr>
-            <w:tcW w:w="7339" w:type="dxa"/>
+            <w:tcW w:type="dxa" w:w="7469"/>
           </w:tcPr>
           <w:p>
             <w:pPr>
@@ -1139,19 +1126,18 @@
         <w:jc w:val="start"/>
       </w:tblPr>
       <w:tblGrid>
-        <w:gridCol w:w="4975"/>
-        <w:gridCol w:w="1429"/>
-        <w:gridCol w:w="1126"/>
-        <w:gridCol w:w="2068"/>
+        <w:gridCol w:w="5523"/>
+        <w:gridCol w:w="1559"/>
+        <w:gridCol w:w="959"/>
+        <w:gridCol w:w="1559"/>
       </w:tblGrid>
       <w:tr>
         <w:trPr>
           <w:tblHeader w:val="true"/>
-          <w:tblHeader/>
         </w:trPr>
         <w:tc>
           <w:tcPr>
-            <w:tcW w:w="4975" w:type="dxa"/>
+            <w:tcW w:type="dxa" w:w="5523"/>
             <w:shd w:val="clear" w:color="auto" w:fill="123A5C"/>
           </w:tcPr>
           <w:p>
@@ -1171,7 +1157,7 @@
         </w:tc>
         <w:tc>
           <w:tcPr>
-            <w:tcW w:w="1429" w:type="dxa"/>
+            <w:tcW w:type="dxa" w:w="1559"/>
             <w:shd w:val="clear" w:color="auto" w:fill="123A5C"/>
           </w:tcPr>
           <w:p>
@@ -1191,7 +1177,7 @@
         </w:tc>
         <w:tc>
           <w:tcPr>
-            <w:tcW w:w="1126" w:type="dxa"/>
+            <w:tcW w:type="dxa" w:w="959"/>
             <w:shd w:val="clear" w:color="auto" w:fill="123A5C"/>
           </w:tcPr>
           <w:p>
@@ -1211,7 +1197,7 @@
         </w:tc>
         <w:tc>
           <w:tcPr>
-            <w:tcW w:w="2068" w:type="dxa"/>
+            <w:tcW w:type="dxa" w:w="1559"/>
             <w:shd w:val="clear" w:color="auto" w:fill="123A5C"/>
           </w:tcPr>
           <w:p>
@@ -1233,7 +1219,7 @@
       <w:tr>
         <w:tc>
           <w:tcPr>
-            <w:tcW w:w="4975" w:type="dxa"/>
+            <w:tcW w:type="dxa" w:w="5523"/>
           </w:tcPr>
           <w:p>
             <w:pPr>
@@ -1248,7 +1234,7 @@
         </w:tc>
         <w:tc>
           <w:tcPr>
-            <w:tcW w:w="1429" w:type="dxa"/>
+            <w:tcW w:type="dxa" w:w="1559"/>
           </w:tcPr>
           <w:p>
             <w:pPr>
@@ -1263,7 +1249,7 @@
         </w:tc>
         <w:tc>
           <w:tcPr>
-            <w:tcW w:w="1126" w:type="dxa"/>
+            <w:tcW w:type="dxa" w:w="959"/>
           </w:tcPr>
           <w:p>
             <w:pPr>
@@ -1278,7 +1264,7 @@
         </w:tc>
         <w:tc>
           <w:tcPr>
-            <w:tcW w:w="2068" w:type="dxa"/>
+            <w:tcW w:type="dxa" w:w="1559"/>
           </w:tcPr>
           <w:p>
             <w:pPr>
@@ -1295,7 +1281,7 @@
       <w:tr>
         <w:tc>
           <w:tcPr>
-            <w:tcW w:w="4975" w:type="dxa"/>
+            <w:tcW w:type="dxa" w:w="5523"/>
           </w:tcPr>
           <w:p>
             <w:pPr>
@@ -1310,7 +1296,7 @@
         </w:tc>
         <w:tc>
           <w:tcPr>
-            <w:tcW w:w="1429" w:type="dxa"/>
+            <w:tcW w:type="dxa" w:w="1559"/>
           </w:tcPr>
           <w:p>
             <w:pPr>
@@ -1325,7 +1311,7 @@
         </w:tc>
         <w:tc>
           <w:tcPr>
-            <w:tcW w:w="1126" w:type="dxa"/>
+            <w:tcW w:type="dxa" w:w="959"/>
           </w:tcPr>
           <w:p>
             <w:pPr>
@@ -1340,7 +1326,7 @@
         </w:tc>
         <w:tc>
           <w:tcPr>
-            <w:tcW w:w="2068" w:type="dxa"/>
+            <w:tcW w:type="dxa" w:w="1559"/>
           </w:tcPr>
           <w:p>
             <w:pPr>
@@ -1357,7 +1343,7 @@
       <w:tr>
         <w:tc>
           <w:tcPr>
-            <w:tcW w:w="4975" w:type="dxa"/>
+            <w:tcW w:type="dxa" w:w="5523"/>
           </w:tcPr>
           <w:p>
             <w:pPr>
@@ -1372,7 +1358,7 @@
         </w:tc>
         <w:tc>
           <w:tcPr>
-            <w:tcW w:w="1429" w:type="dxa"/>
+            <w:tcW w:type="dxa" w:w="1559"/>
           </w:tcPr>
           <w:p>
             <w:pPr>
@@ -1387,7 +1373,7 @@
         </w:tc>
         <w:tc>
           <w:tcPr>
-            <w:tcW w:w="1126" w:type="dxa"/>
+            <w:tcW w:type="dxa" w:w="959"/>
           </w:tcPr>
           <w:p>
             <w:pPr>
@@ -1402,7 +1388,7 @@
         </w:tc>
         <w:tc>
           <w:tcPr>
-            <w:tcW w:w="2068" w:type="dxa"/>
+            <w:tcW w:type="dxa" w:w="1559"/>
           </w:tcPr>
           <w:p>
             <w:pPr>
@@ -1419,7 +1405,7 @@
       <w:tr>
         <w:tc>
           <w:tcPr>
-            <w:tcW w:w="4975" w:type="dxa"/>
+            <w:tcW w:type="dxa" w:w="5523"/>
           </w:tcPr>
           <w:p>
             <w:pPr>
@@ -1434,7 +1420,7 @@
         </w:tc>
         <w:tc>
           <w:tcPr>
-            <w:tcW w:w="1429" w:type="dxa"/>
+            <w:tcW w:type="dxa" w:w="1559"/>
           </w:tcPr>
           <w:p>
             <w:pPr>
@@ -1449,7 +1435,7 @@
         </w:tc>
         <w:tc>
           <w:tcPr>
-            <w:tcW w:w="1126" w:type="dxa"/>
+            <w:tcW w:type="dxa" w:w="959"/>
           </w:tcPr>
           <w:p>
             <w:pPr>
@@ -1464,7 +1450,7 @@
         </w:tc>
         <w:tc>
           <w:tcPr>
-            <w:tcW w:w="2068" w:type="dxa"/>
+            <w:tcW w:type="dxa" w:w="1559"/>
           </w:tcPr>
           <w:p>
             <w:pPr>
@@ -1481,7 +1467,7 @@
       <w:tr>
         <w:tc>
           <w:tcPr>
-            <w:tcW w:w="4975" w:type="dxa"/>
+            <w:tcW w:type="dxa" w:w="5523"/>
           </w:tcPr>
           <w:p>
             <w:pPr>
@@ -1496,7 +1482,7 @@
         </w:tc>
         <w:tc>
           <w:tcPr>
-            <w:tcW w:w="1429" w:type="dxa"/>
+            <w:tcW w:type="dxa" w:w="1559"/>
           </w:tcPr>
           <w:p>
             <w:pPr>
@@ -1511,7 +1497,7 @@
         </w:tc>
         <w:tc>
           <w:tcPr>
-            <w:tcW w:w="1126" w:type="dxa"/>
+            <w:tcW w:type="dxa" w:w="959"/>
           </w:tcPr>
           <w:p>
             <w:pPr>
@@ -1526,7 +1512,7 @@
         </w:tc>
         <w:tc>
           <w:tcPr>
-            <w:tcW w:w="2068" w:type="dxa"/>
+            <w:tcW w:type="dxa" w:w="1559"/>
           </w:tcPr>
           <w:p>
             <w:pPr>
@@ -1543,7 +1529,7 @@
       <w:tr>
         <w:tc>
           <w:tcPr>
-            <w:tcW w:w="4975" w:type="dxa"/>
+            <w:tcW w:type="dxa" w:w="5523"/>
           </w:tcPr>
           <w:p>
             <w:pPr>
@@ -1558,7 +1544,7 @@
         </w:tc>
         <w:tc>
           <w:tcPr>
-            <w:tcW w:w="1429" w:type="dxa"/>
+            <w:tcW w:type="dxa" w:w="1559"/>
           </w:tcPr>
           <w:p>
             <w:pPr>
@@ -1573,7 +1559,7 @@
         </w:tc>
         <w:tc>
           <w:tcPr>
-            <w:tcW w:w="1126" w:type="dxa"/>
+            <w:tcW w:type="dxa" w:w="959"/>
           </w:tcPr>
           <w:p>
             <w:pPr>
@@ -1588,7 +1574,7 @@
         </w:tc>
         <w:tc>
           <w:tcPr>
-            <w:tcW w:w="2068" w:type="dxa"/>
+            <w:tcW w:type="dxa" w:w="1559"/>
           </w:tcPr>
           <w:p>
             <w:pPr>
@@ -1605,7 +1591,7 @@
       <w:tr>
         <w:tc>
           <w:tcPr>
-            <w:tcW w:w="4975" w:type="dxa"/>
+            <w:tcW w:type="dxa" w:w="5523"/>
           </w:tcPr>
           <w:p>
             <w:pPr>
@@ -1624,29 +1610,29 @@
         </w:tc>
         <w:tc>
           <w:tcPr>
-            <w:tcW w:w="1429" w:type="dxa"/>
-          </w:tcPr>
-          <w:p>
-            <w:pPr>
-              <w:pStyle w:val="Compact"/>
-              <w:spacing w:after="40" w:before="20"/>
-            </w:pPr>
-          </w:p>
-        </w:tc>
-        <w:tc>
-          <w:tcPr>
-            <w:tcW w:w="1126" w:type="dxa"/>
-          </w:tcPr>
-          <w:p>
-            <w:pPr>
-              <w:pStyle w:val="Compact"/>
-              <w:spacing w:after="40" w:before="20"/>
-            </w:pPr>
-          </w:p>
-        </w:tc>
-        <w:tc>
-          <w:tcPr>
-            <w:tcW w:w="2068" w:type="dxa"/>
+            <w:tcW w:type="dxa" w:w="1559"/>
+          </w:tcPr>
+          <w:p>
+            <w:pPr>
+              <w:pStyle w:val="Compact"/>
+              <w:spacing w:after="40" w:before="20"/>
+            </w:pPr>
+          </w:p>
+        </w:tc>
+        <w:tc>
+          <w:tcPr>
+            <w:tcW w:type="dxa" w:w="959"/>
+          </w:tcPr>
+          <w:p>
+            <w:pPr>
+              <w:pStyle w:val="Compact"/>
+              <w:spacing w:after="40" w:before="20"/>
+            </w:pPr>
+          </w:p>
+        </w:tc>
+        <w:tc>
+          <w:tcPr>
+            <w:tcW w:type="dxa" w:w="1559"/>
           </w:tcPr>
           <w:p>
             <w:pPr>
@@ -1711,18 +1697,17 @@
         <w:jc w:val="start"/>
       </w:tblPr>
       <w:tblGrid>
-        <w:gridCol w:w="608"/>
-        <w:gridCol w:w="2260"/>
-        <w:gridCol w:w="6730"/>
+        <w:gridCol w:w="512"/>
+        <w:gridCol w:w="2281"/>
+        <w:gridCol w:w="6807"/>
       </w:tblGrid>
       <w:tr>
         <w:trPr>
           <w:tblHeader w:val="true"/>
-          <w:tblHeader/>
         </w:trPr>
         <w:tc>
           <w:tcPr>
-            <w:tcW w:w="608" w:type="dxa"/>
+            <w:tcW w:type="dxa" w:w="512"/>
             <w:shd w:val="clear" w:color="auto" w:fill="123A5C"/>
           </w:tcPr>
           <w:p>
@@ -1742,7 +1727,7 @@
         </w:tc>
         <w:tc>
           <w:tcPr>
-            <w:tcW w:w="2260" w:type="dxa"/>
+            <w:tcW w:type="dxa" w:w="2281"/>
             <w:shd w:val="clear" w:color="auto" w:fill="123A5C"/>
           </w:tcPr>
           <w:p>
@@ -1762,7 +1747,7 @@
         </w:tc>
         <w:tc>
           <w:tcPr>
-            <w:tcW w:w="6730" w:type="dxa"/>
+            <w:tcW w:type="dxa" w:w="6807"/>
             <w:shd w:val="clear" w:color="auto" w:fill="123A5C"/>
           </w:tcPr>
           <w:p>
@@ -1784,7 +1769,7 @@
       <w:tr>
         <w:tc>
           <w:tcPr>
-            <w:tcW w:w="608" w:type="dxa"/>
+            <w:tcW w:type="dxa" w:w="512"/>
           </w:tcPr>
           <w:p>
             <w:pPr>
@@ -1799,7 +1784,7 @@
         </w:tc>
         <w:tc>
           <w:tcPr>
-            <w:tcW w:w="2260" w:type="dxa"/>
+            <w:tcW w:type="dxa" w:w="2281"/>
           </w:tcPr>
           <w:p>
             <w:pPr>
@@ -1814,7 +1799,7 @@
         </w:tc>
         <w:tc>
           <w:tcPr>
-            <w:tcW w:w="6730" w:type="dxa"/>
+            <w:tcW w:type="dxa" w:w="6807"/>
           </w:tcPr>
           <w:p>
             <w:pPr>
@@ -1831,7 +1816,7 @@
       <w:tr>
         <w:tc>
           <w:tcPr>
-            <w:tcW w:w="608" w:type="dxa"/>
+            <w:tcW w:type="dxa" w:w="512"/>
           </w:tcPr>
           <w:p>
             <w:pPr>
@@ -1846,7 +1831,7 @@
         </w:tc>
         <w:tc>
           <w:tcPr>
-            <w:tcW w:w="2260" w:type="dxa"/>
+            <w:tcW w:type="dxa" w:w="2281"/>
           </w:tcPr>
           <w:p>
             <w:pPr>
@@ -1861,7 +1846,7 @@
         </w:tc>
         <w:tc>
           <w:tcPr>
-            <w:tcW w:w="6730" w:type="dxa"/>
+            <w:tcW w:type="dxa" w:w="6807"/>
           </w:tcPr>
           <w:p>
             <w:pPr>
@@ -1878,7 +1863,7 @@
       <w:tr>
         <w:tc>
           <w:tcPr>
-            <w:tcW w:w="608" w:type="dxa"/>
+            <w:tcW w:type="dxa" w:w="512"/>
           </w:tcPr>
           <w:p>
             <w:pPr>
@@ -1893,7 +1878,7 @@
         </w:tc>
         <w:tc>
           <w:tcPr>
-            <w:tcW w:w="2260" w:type="dxa"/>
+            <w:tcW w:type="dxa" w:w="2281"/>
           </w:tcPr>
           <w:p>
             <w:pPr>
@@ -1908,7 +1893,7 @@
         </w:tc>
         <w:tc>
           <w:tcPr>
-            <w:tcW w:w="6730" w:type="dxa"/>
+            <w:tcW w:type="dxa" w:w="6807"/>
           </w:tcPr>
           <w:p>
             <w:pPr>
@@ -1925,7 +1910,7 @@
       <w:tr>
         <w:tc>
           <w:tcPr>
-            <w:tcW w:w="608" w:type="dxa"/>
+            <w:tcW w:type="dxa" w:w="512"/>
           </w:tcPr>
           <w:p>
             <w:pPr>
@@ -1940,7 +1925,7 @@
         </w:tc>
         <w:tc>
           <w:tcPr>
-            <w:tcW w:w="2260" w:type="dxa"/>
+            <w:tcW w:type="dxa" w:w="2281"/>
           </w:tcPr>
           <w:p>
             <w:pPr>
@@ -1955,7 +1940,7 @@
         </w:tc>
         <w:tc>
           <w:tcPr>
-            <w:tcW w:w="6730" w:type="dxa"/>
+            <w:tcW w:type="dxa" w:w="6807"/>
           </w:tcPr>
           <w:p>
             <w:pPr>
@@ -1972,7 +1957,7 @@
       <w:tr>
         <w:tc>
           <w:tcPr>
-            <w:tcW w:w="608" w:type="dxa"/>
+            <w:tcW w:type="dxa" w:w="512"/>
           </w:tcPr>
           <w:p>
             <w:pPr>
@@ -1987,7 +1972,7 @@
         </w:tc>
         <w:tc>
           <w:tcPr>
-            <w:tcW w:w="2260" w:type="dxa"/>
+            <w:tcW w:type="dxa" w:w="2281"/>
           </w:tcPr>
           <w:p>
             <w:pPr>
@@ -2002,7 +1987,7 @@
         </w:tc>
         <w:tc>
           <w:tcPr>
-            <w:tcW w:w="6730" w:type="dxa"/>
+            <w:tcW w:type="dxa" w:w="6807"/>
           </w:tcPr>
           <w:p>
             <w:pPr>
@@ -2019,7 +2004,7 @@
       <w:tr>
         <w:tc>
           <w:tcPr>
-            <w:tcW w:w="608" w:type="dxa"/>
+            <w:tcW w:type="dxa" w:w="512"/>
           </w:tcPr>
           <w:p>
             <w:pPr>
@@ -2034,7 +2019,7 @@
         </w:tc>
         <w:tc>
           <w:tcPr>
-            <w:tcW w:w="2260" w:type="dxa"/>
+            <w:tcW w:type="dxa" w:w="2281"/>
           </w:tcPr>
           <w:p>
             <w:pPr>
@@ -2049,7 +2034,7 @@
         </w:tc>
         <w:tc>
           <w:tcPr>
-            <w:tcW w:w="6730" w:type="dxa"/>
+            <w:tcW w:type="dxa" w:w="6807"/>
           </w:tcPr>
           <w:p>
             <w:pPr>
@@ -2392,20 +2377,19 @@
         <w:jc w:val="start"/>
       </w:tblPr>
       <w:tblGrid>
-        <w:gridCol w:w="1670"/>
-        <w:gridCol w:w="1355"/>
-        <w:gridCol w:w="2878"/>
-        <w:gridCol w:w="1734"/>
-        <w:gridCol w:w="1962"/>
+        <w:gridCol w:w="1117"/>
+        <w:gridCol w:w="342"/>
+        <w:gridCol w:w="3979"/>
+        <w:gridCol w:w="2166"/>
+        <w:gridCol w:w="1996"/>
       </w:tblGrid>
       <w:tr>
         <w:trPr>
           <w:tblHeader w:val="true"/>
-          <w:tblHeader/>
         </w:trPr>
         <w:tc>
           <w:tcPr>
-            <w:tcW w:w="1670" w:type="dxa"/>
+            <w:tcW w:type="dxa" w:w="1117"/>
             <w:shd w:val="clear" w:color="auto" w:fill="123A5C"/>
           </w:tcPr>
           <w:p>
@@ -2425,7 +2409,7 @@
         </w:tc>
         <w:tc>
           <w:tcPr>
-            <w:tcW w:w="1355" w:type="dxa"/>
+            <w:tcW w:type="dxa" w:w="342"/>
             <w:shd w:val="clear" w:color="auto" w:fill="123A5C"/>
           </w:tcPr>
           <w:p>
@@ -2445,7 +2429,7 @@
         </w:tc>
         <w:tc>
           <w:tcPr>
-            <w:tcW w:w="2878" w:type="dxa"/>
+            <w:tcW w:type="dxa" w:w="3979"/>
             <w:shd w:val="clear" w:color="auto" w:fill="123A5C"/>
           </w:tcPr>
           <w:p>
@@ -2465,7 +2449,7 @@
         </w:tc>
         <w:tc>
           <w:tcPr>
-            <w:tcW w:w="1734" w:type="dxa"/>
+            <w:tcW w:type="dxa" w:w="2166"/>
             <w:shd w:val="clear" w:color="auto" w:fill="123A5C"/>
           </w:tcPr>
           <w:p>
@@ -2485,7 +2469,7 @@
         </w:tc>
         <w:tc>
           <w:tcPr>
-            <w:tcW w:w="1962" w:type="dxa"/>
+            <w:tcW w:type="dxa" w:w="1996"/>
             <w:shd w:val="clear" w:color="auto" w:fill="123A5C"/>
           </w:tcPr>
           <w:p>
@@ -2507,7 +2491,7 @@
       <w:tr>
         <w:tc>
           <w:tcPr>
-            <w:tcW w:w="1670" w:type="dxa"/>
+            <w:tcW w:type="dxa" w:w="1117"/>
           </w:tcPr>
           <w:p>
             <w:pPr>
@@ -2526,7 +2510,7 @@
         </w:tc>
         <w:tc>
           <w:tcPr>
-            <w:tcW w:w="1355" w:type="dxa"/>
+            <w:tcW w:type="dxa" w:w="342"/>
           </w:tcPr>
           <w:p>
             <w:pPr>
@@ -2541,7 +2525,7 @@
         </w:tc>
         <w:tc>
           <w:tcPr>
-            <w:tcW w:w="2878" w:type="dxa"/>
+            <w:tcW w:type="dxa" w:w="3979"/>
           </w:tcPr>
           <w:p>
             <w:pPr>
@@ -2556,7 +2540,7 @@
         </w:tc>
         <w:tc>
           <w:tcPr>
-            <w:tcW w:w="1734" w:type="dxa"/>
+            <w:tcW w:type="dxa" w:w="2166"/>
           </w:tcPr>
           <w:p>
             <w:pPr>
@@ -2571,7 +2555,7 @@
         </w:tc>
         <w:tc>
           <w:tcPr>
-            <w:tcW w:w="1962" w:type="dxa"/>
+            <w:tcW w:type="dxa" w:w="1996"/>
           </w:tcPr>
           <w:p>
             <w:pPr>
@@ -2588,7 +2572,7 @@
       <w:tr>
         <w:tc>
           <w:tcPr>
-            <w:tcW w:w="1670" w:type="dxa"/>
+            <w:tcW w:type="dxa" w:w="1117"/>
           </w:tcPr>
           <w:p>
             <w:pPr>
@@ -2607,7 +2591,7 @@
         </w:tc>
         <w:tc>
           <w:tcPr>
-            <w:tcW w:w="1355" w:type="dxa"/>
+            <w:tcW w:type="dxa" w:w="342"/>
           </w:tcPr>
           <w:p>
             <w:pPr>
@@ -2622,7 +2606,7 @@
         </w:tc>
         <w:tc>
           <w:tcPr>
-            <w:tcW w:w="2878" w:type="dxa"/>
+            <w:tcW w:type="dxa" w:w="3979"/>
           </w:tcPr>
           <w:p>
             <w:pPr>
@@ -2637,7 +2621,7 @@
         </w:tc>
         <w:tc>
           <w:tcPr>
-            <w:tcW w:w="1734" w:type="dxa"/>
+            <w:tcW w:type="dxa" w:w="2166"/>
           </w:tcPr>
           <w:p>
             <w:pPr>
@@ -2652,7 +2636,7 @@
         </w:tc>
         <w:tc>
           <w:tcPr>
-            <w:tcW w:w="1962" w:type="dxa"/>
+            <w:tcW w:type="dxa" w:w="1996"/>
           </w:tcPr>
           <w:p>
             <w:pPr>
@@ -2669,7 +2653,7 @@
       <w:tr>
         <w:tc>
           <w:tcPr>
-            <w:tcW w:w="1670" w:type="dxa"/>
+            <w:tcW w:type="dxa" w:w="1117"/>
           </w:tcPr>
           <w:p>
             <w:pPr>
@@ -2688,7 +2672,7 @@
         </w:tc>
         <w:tc>
           <w:tcPr>
-            <w:tcW w:w="1355" w:type="dxa"/>
+            <w:tcW w:type="dxa" w:w="342"/>
           </w:tcPr>
           <w:p>
             <w:pPr>
@@ -2703,7 +2687,7 @@
         </w:tc>
         <w:tc>
           <w:tcPr>
-            <w:tcW w:w="2878" w:type="dxa"/>
+            <w:tcW w:type="dxa" w:w="3979"/>
           </w:tcPr>
           <w:p>
             <w:pPr>
@@ -2718,7 +2702,7 @@
         </w:tc>
         <w:tc>
           <w:tcPr>
-            <w:tcW w:w="1734" w:type="dxa"/>
+            <w:tcW w:type="dxa" w:w="2166"/>
           </w:tcPr>
           <w:p>
             <w:pPr>
@@ -2733,7 +2717,7 @@
         </w:tc>
         <w:tc>
           <w:tcPr>
-            <w:tcW w:w="1962" w:type="dxa"/>
+            <w:tcW w:type="dxa" w:w="1996"/>
           </w:tcPr>
           <w:p>
             <w:pPr>
@@ -2750,7 +2734,7 @@
       <w:tr>
         <w:tc>
           <w:tcPr>
-            <w:tcW w:w="1670" w:type="dxa"/>
+            <w:tcW w:type="dxa" w:w="1117"/>
           </w:tcPr>
           <w:p>
             <w:pPr>
@@ -2769,7 +2753,7 @@
         </w:tc>
         <w:tc>
           <w:tcPr>
-            <w:tcW w:w="1355" w:type="dxa"/>
+            <w:tcW w:type="dxa" w:w="342"/>
           </w:tcPr>
           <w:p>
             <w:pPr>
@@ -2784,7 +2768,7 @@
         </w:tc>
         <w:tc>
           <w:tcPr>
-            <w:tcW w:w="2878" w:type="dxa"/>
+            <w:tcW w:type="dxa" w:w="3979"/>
           </w:tcPr>
           <w:p>
             <w:pPr>
@@ -2799,7 +2783,7 @@
         </w:tc>
         <w:tc>
           <w:tcPr>
-            <w:tcW w:w="1734" w:type="dxa"/>
+            <w:tcW w:type="dxa" w:w="2166"/>
           </w:tcPr>
           <w:p>
             <w:pPr>
@@ -2814,7 +2798,7 @@
         </w:tc>
         <w:tc>
           <w:tcPr>
-            <w:tcW w:w="1962" w:type="dxa"/>
+            <w:tcW w:type="dxa" w:w="1996"/>
           </w:tcPr>
           <w:p>
             <w:pPr>
@@ -2831,7 +2815,7 @@
       <w:tr>
         <w:tc>
           <w:tcPr>
-            <w:tcW w:w="1670" w:type="dxa"/>
+            <w:tcW w:type="dxa" w:w="1117"/>
           </w:tcPr>
           <w:p>
             <w:pPr>
@@ -2850,7 +2834,7 @@
         </w:tc>
         <w:tc>
           <w:tcPr>
-            <w:tcW w:w="1355" w:type="dxa"/>
+            <w:tcW w:type="dxa" w:w="342"/>
           </w:tcPr>
           <w:p>
             <w:pPr>
@@ -2865,7 +2849,7 @@
         </w:tc>
         <w:tc>
           <w:tcPr>
-            <w:tcW w:w="2878" w:type="dxa"/>
+            <w:tcW w:type="dxa" w:w="3979"/>
           </w:tcPr>
           <w:p>
             <w:pPr>
@@ -2880,7 +2864,7 @@
         </w:tc>
         <w:tc>
           <w:tcPr>
-            <w:tcW w:w="1734" w:type="dxa"/>
+            <w:tcW w:type="dxa" w:w="2166"/>
           </w:tcPr>
           <w:p>
             <w:pPr>
@@ -2895,7 +2879,7 @@
         </w:tc>
         <w:tc>
           <w:tcPr>
-            <w:tcW w:w="1962" w:type="dxa"/>
+            <w:tcW w:type="dxa" w:w="1996"/>
           </w:tcPr>
           <w:p>
             <w:pPr>
@@ -2912,7 +2896,7 @@
       <w:tr>
         <w:tc>
           <w:tcPr>
-            <w:tcW w:w="1670" w:type="dxa"/>
+            <w:tcW w:type="dxa" w:w="1117"/>
           </w:tcPr>
           <w:p>
             <w:pPr>
@@ -2931,7 +2915,7 @@
         </w:tc>
         <w:tc>
           <w:tcPr>
-            <w:tcW w:w="1355" w:type="dxa"/>
+            <w:tcW w:type="dxa" w:w="342"/>
           </w:tcPr>
           <w:p>
             <w:pPr>
@@ -2946,7 +2930,7 @@
         </w:tc>
         <w:tc>
           <w:tcPr>
-            <w:tcW w:w="2878" w:type="dxa"/>
+            <w:tcW w:type="dxa" w:w="3979"/>
           </w:tcPr>
           <w:p>
             <w:pPr>
@@ -2961,7 +2945,7 @@
         </w:tc>
         <w:tc>
           <w:tcPr>
-            <w:tcW w:w="1734" w:type="dxa"/>
+            <w:tcW w:type="dxa" w:w="2166"/>
           </w:tcPr>
           <w:p>
             <w:pPr>
@@ -2976,7 +2960,7 @@
         </w:tc>
         <w:tc>
           <w:tcPr>
-            <w:tcW w:w="1962" w:type="dxa"/>
+            <w:tcW w:type="dxa" w:w="1996"/>
           </w:tcPr>
           <w:p>
             <w:pPr>
@@ -3091,7 +3075,43 @@
         <w:pStyle w:val="Compact"/>
       </w:pPr>
       <w:r>
-        <w:t xml:space="preserve">☐ Les trois mentions apparaissent aux endroits appropriés ; la page titre, les citations et la déclaration sur l’IA sont complètes.</w:t>
+        <w:t xml:space="preserve">☐ Les trois mentions (</w:t>
+      </w:r>
+      <w:r>
+        <w:rPr>
+          <w:bCs/>
+          <w:b/>
+        </w:rPr>
+        <w:t xml:space="preserve">Estimation analytique — validation requise</w:t>
+      </w:r>
+      <w:r>
+        <w:t xml:space="preserve">,</w:t>
+      </w:r>
+      <w:r>
+        <w:t xml:space="preserve"> </w:t>
+      </w:r>
+      <w:r>
+        <w:rPr>
+          <w:bCs/>
+          <w:b/>
+        </w:rPr>
+        <w:t xml:space="preserve">Lacune d’information — validation organisationnelle requise</w:t>
+      </w:r>
+      <w:r>
+        <w:t xml:space="preserve">,</w:t>
+      </w:r>
+      <w:r>
+        <w:t xml:space="preserve"> </w:t>
+      </w:r>
+      <w:r>
+        <w:rPr>
+          <w:bCs/>
+          <w:b/>
+        </w:rPr>
+        <w:t xml:space="preserve">Décision de la direction requise</w:t>
+      </w:r>
+      <w:r>
+        <w:t xml:space="preserve">) apparaissent aux endroits appropriés ; la page titre, les citations et la déclaration sur l’IA sont complètes.</w:t>
       </w:r>
     </w:p>
     <w:bookmarkEnd w:id="27"/>
@@ -3158,7 +3178,7 @@
         <w:pStyle w:val="Compact"/>
       </w:pPr>
       <w:r>
-        <w:t xml:space="preserve">Le classeur ne valide pas les entrées, et sa mise en évidence des cellules en rouge sur la feuille Analyse compare chaque scénario à une seule cellule. Comparez numériquement le risque estimé et le risque toléré.</w:t>
+        <w:t xml:space="preserve">Le classeur (v2-6) valide les saisies et signale les problèmes dans sa colonne de contrôles (AC); lisez tout de même numériquement le risque estimé et le risque toléré plutôt que la couleur des cellules, remplacez la valeur provisoire d’appétence 0,5 et gardez chaque vecteur CVSS à côté de son score.</w:t>
       </w:r>
     </w:p>
     <w:p>
@@ -3282,18 +3302,17 @@
         <w:jc w:val="start"/>
       </w:tblPr>
       <w:tblGrid>
-        <w:gridCol w:w="1898"/>
-        <w:gridCol w:w="1355"/>
-        <w:gridCol w:w="6346"/>
+        <w:gridCol w:w="1930"/>
+        <w:gridCol w:w="702"/>
+        <w:gridCol w:w="6968"/>
       </w:tblGrid>
       <w:tr>
         <w:trPr>
           <w:tblHeader w:val="true"/>
-          <w:tblHeader/>
         </w:trPr>
         <w:tc>
           <w:tcPr>
-            <w:tcW w:w="1898" w:type="dxa"/>
+            <w:tcW w:type="dxa" w:w="1930"/>
             <w:shd w:val="clear" w:color="auto" w:fill="123A5C"/>
           </w:tcPr>
           <w:p>
@@ -3313,7 +3332,7 @@
         </w:tc>
         <w:tc>
           <w:tcPr>
-            <w:tcW w:w="1355" w:type="dxa"/>
+            <w:tcW w:type="dxa" w:w="702"/>
             <w:shd w:val="clear" w:color="auto" w:fill="123A5C"/>
           </w:tcPr>
           <w:p>
@@ -3333,7 +3352,7 @@
         </w:tc>
         <w:tc>
           <w:tcPr>
-            <w:tcW w:w="6346" w:type="dxa"/>
+            <w:tcW w:type="dxa" w:w="6968"/>
             <w:shd w:val="clear" w:color="auto" w:fill="123A5C"/>
           </w:tcPr>
           <w:p>
@@ -3355,7 +3374,7 @@
       <w:tr>
         <w:tc>
           <w:tcPr>
-            <w:tcW w:w="1898" w:type="dxa"/>
+            <w:tcW w:type="dxa" w:w="1930"/>
           </w:tcPr>
           <w:p>
             <w:pPr>
@@ -3370,7 +3389,7 @@
         </w:tc>
         <w:tc>
           <w:tcPr>
-            <w:tcW w:w="1355" w:type="dxa"/>
+            <w:tcW w:type="dxa" w:w="702"/>
           </w:tcPr>
           <w:p>
             <w:pPr>
@@ -3385,7 +3404,7 @@
         </w:tc>
         <w:tc>
           <w:tcPr>
-            <w:tcW w:w="6346" w:type="dxa"/>
+            <w:tcW w:type="dxa" w:w="6968"/>
           </w:tcPr>
           <w:p>
             <w:pPr>
@@ -3429,7 +3448,7 @@
       <w:tr>
         <w:tc>
           <w:tcPr>
-            <w:tcW w:w="1898" w:type="dxa"/>
+            <w:tcW w:type="dxa" w:w="1930"/>
           </w:tcPr>
           <w:p>
             <w:pPr>
@@ -3444,7 +3463,7 @@
         </w:tc>
         <w:tc>
           <w:tcPr>
-            <w:tcW w:w="1355" w:type="dxa"/>
+            <w:tcW w:type="dxa" w:w="702"/>
           </w:tcPr>
           <w:p>
             <w:pPr>
@@ -3459,7 +3478,7 @@
         </w:tc>
         <w:tc>
           <w:tcPr>
-            <w:tcW w:w="6346" w:type="dxa"/>
+            <w:tcW w:type="dxa" w:w="6968"/>
           </w:tcPr>
           <w:p>
             <w:pPr>
@@ -3476,7 +3495,7 @@
       <w:tr>
         <w:tc>
           <w:tcPr>
-            <w:tcW w:w="1898" w:type="dxa"/>
+            <w:tcW w:type="dxa" w:w="1930"/>
           </w:tcPr>
           <w:p>
             <w:pPr>
@@ -3491,7 +3510,7 @@
         </w:tc>
         <w:tc>
           <w:tcPr>
-            <w:tcW w:w="1355" w:type="dxa"/>
+            <w:tcW w:type="dxa" w:w="702"/>
           </w:tcPr>
           <w:p>
             <w:pPr>
@@ -3506,7 +3525,7 @@
         </w:tc>
         <w:tc>
           <w:tcPr>
-            <w:tcW w:w="6346" w:type="dxa"/>
+            <w:tcW w:type="dxa" w:w="6968"/>
           </w:tcPr>
           <w:p>
             <w:pPr>
@@ -3523,7 +3542,7 @@
       <w:tr>
         <w:tc>
           <w:tcPr>
-            <w:tcW w:w="1898" w:type="dxa"/>
+            <w:tcW w:type="dxa" w:w="1930"/>
           </w:tcPr>
           <w:p>
             <w:pPr>
@@ -3538,7 +3557,7 @@
         </w:tc>
         <w:tc>
           <w:tcPr>
-            <w:tcW w:w="1355" w:type="dxa"/>
+            <w:tcW w:type="dxa" w:w="702"/>
           </w:tcPr>
           <w:p>
             <w:pPr>
@@ -3553,7 +3572,7 @@
         </w:tc>
         <w:tc>
           <w:tcPr>
-            <w:tcW w:w="6346" w:type="dxa"/>
+            <w:tcW w:type="dxa" w:w="6968"/>
           </w:tcPr>
           <w:p>
             <w:pPr>
@@ -3570,7 +3589,7 @@
       <w:tr>
         <w:tc>
           <w:tcPr>
-            <w:tcW w:w="1898" w:type="dxa"/>
+            <w:tcW w:type="dxa" w:w="1930"/>
           </w:tcPr>
           <w:p>
             <w:pPr>
@@ -3585,7 +3604,7 @@
         </w:tc>
         <w:tc>
           <w:tcPr>
-            <w:tcW w:w="1355" w:type="dxa"/>
+            <w:tcW w:type="dxa" w:w="702"/>
           </w:tcPr>
           <w:p>
             <w:pPr>
@@ -3600,7 +3619,7 @@
         </w:tc>
         <w:tc>
           <w:tcPr>
-            <w:tcW w:w="6346" w:type="dxa"/>
+            <w:tcW w:type="dxa" w:w="6968"/>
           </w:tcPr>
           <w:p>
             <w:pPr>
@@ -3646,7 +3665,7 @@
       <w:tr>
         <w:tc>
           <w:tcPr>
-            <w:tcW w:w="1898" w:type="dxa"/>
+            <w:tcW w:type="dxa" w:w="1930"/>
           </w:tcPr>
           <w:p>
             <w:pPr>
@@ -3661,7 +3680,7 @@
         </w:tc>
         <w:tc>
           <w:tcPr>
-            <w:tcW w:w="1355" w:type="dxa"/>
+            <w:tcW w:type="dxa" w:w="702"/>
           </w:tcPr>
           <w:p>
             <w:pPr>
@@ -3676,7 +3695,7 @@
         </w:tc>
         <w:tc>
           <w:tcPr>
-            <w:tcW w:w="6346" w:type="dxa"/>
+            <w:tcW w:type="dxa" w:w="6968"/>
           </w:tcPr>
           <w:p>
             <w:pPr>
@@ -3693,7 +3712,7 @@
       <w:tr>
         <w:tc>
           <w:tcPr>
-            <w:tcW w:w="1898" w:type="dxa"/>
+            <w:tcW w:type="dxa" w:w="1930"/>
           </w:tcPr>
           <w:p>
             <w:pPr>
@@ -3708,7 +3727,7 @@
         </w:tc>
         <w:tc>
           <w:tcPr>
-            <w:tcW w:w="1355" w:type="dxa"/>
+            <w:tcW w:type="dxa" w:w="702"/>
           </w:tcPr>
           <w:p>
             <w:pPr>
@@ -3723,7 +3742,7 @@
         </w:tc>
         <w:tc>
           <w:tcPr>
-            <w:tcW w:w="6346" w:type="dxa"/>
+            <w:tcW w:type="dxa" w:w="6968"/>
           </w:tcPr>
           <w:p>
             <w:pPr>
@@ -3740,7 +3759,7 @@
       <w:tr>
         <w:tc>
           <w:tcPr>
-            <w:tcW w:w="1898" w:type="dxa"/>
+            <w:tcW w:type="dxa" w:w="1930"/>
           </w:tcPr>
           <w:p>
             <w:pPr>
@@ -3755,7 +3774,7 @@
         </w:tc>
         <w:tc>
           <w:tcPr>
-            <w:tcW w:w="1355" w:type="dxa"/>
+            <w:tcW w:type="dxa" w:w="702"/>
           </w:tcPr>
           <w:p>
             <w:pPr>
@@ -3770,7 +3789,7 @@
         </w:tc>
         <w:tc>
           <w:tcPr>
-            <w:tcW w:w="6346" w:type="dxa"/>
+            <w:tcW w:type="dxa" w:w="6968"/>
           </w:tcPr>
           <w:p>
             <w:pPr>
@@ -4135,18 +4154,17 @@
         <w:jc w:val="start"/>
       </w:tblPr>
       <w:tblGrid>
-        <w:gridCol w:w="2064"/>
-        <w:gridCol w:w="1355"/>
-        <w:gridCol w:w="6180"/>
+        <w:gridCol w:w="1944"/>
+        <w:gridCol w:w="604"/>
+        <w:gridCol w:w="7052"/>
       </w:tblGrid>
       <w:tr>
         <w:trPr>
           <w:tblHeader w:val="true"/>
-          <w:tblHeader/>
         </w:trPr>
         <w:tc>
           <w:tcPr>
-            <w:tcW w:w="2064" w:type="dxa"/>
+            <w:tcW w:type="dxa" w:w="1944"/>
             <w:shd w:val="clear" w:color="auto" w:fill="123A5C"/>
           </w:tcPr>
           <w:p>
@@ -4166,7 +4184,7 @@
         </w:tc>
         <w:tc>
           <w:tcPr>
-            <w:tcW w:w="1355" w:type="dxa"/>
+            <w:tcW w:type="dxa" w:w="604"/>
             <w:shd w:val="clear" w:color="auto" w:fill="123A5C"/>
           </w:tcPr>
           <w:p>
@@ -4186,7 +4204,7 @@
         </w:tc>
         <w:tc>
           <w:tcPr>
-            <w:tcW w:w="6180" w:type="dxa"/>
+            <w:tcW w:type="dxa" w:w="7052"/>
             <w:shd w:val="clear" w:color="auto" w:fill="123A5C"/>
           </w:tcPr>
           <w:p>
@@ -4208,7 +4226,7 @@
       <w:tr>
         <w:tc>
           <w:tcPr>
-            <w:tcW w:w="2064" w:type="dxa"/>
+            <w:tcW w:type="dxa" w:w="1944"/>
           </w:tcPr>
           <w:p>
             <w:pPr>
@@ -4223,7 +4241,7 @@
         </w:tc>
         <w:tc>
           <w:tcPr>
-            <w:tcW w:w="1355" w:type="dxa"/>
+            <w:tcW w:type="dxa" w:w="604"/>
           </w:tcPr>
           <w:p>
             <w:pPr>
@@ -4238,7 +4256,7 @@
         </w:tc>
         <w:tc>
           <w:tcPr>
-            <w:tcW w:w="6180" w:type="dxa"/>
+            <w:tcW w:type="dxa" w:w="7052"/>
           </w:tcPr>
           <w:p>
             <w:pPr>
@@ -4255,7 +4273,7 @@
       <w:tr>
         <w:tc>
           <w:tcPr>
-            <w:tcW w:w="2064" w:type="dxa"/>
+            <w:tcW w:type="dxa" w:w="1944"/>
           </w:tcPr>
           <w:p>
             <w:pPr>
@@ -4270,7 +4288,7 @@
         </w:tc>
         <w:tc>
           <w:tcPr>
-            <w:tcW w:w="1355" w:type="dxa"/>
+            <w:tcW w:type="dxa" w:w="604"/>
           </w:tcPr>
           <w:p>
             <w:pPr>
@@ -4285,7 +4303,7 @@
         </w:tc>
         <w:tc>
           <w:tcPr>
-            <w:tcW w:w="6180" w:type="dxa"/>
+            <w:tcW w:type="dxa" w:w="7052"/>
           </w:tcPr>
           <w:p>
             <w:pPr>
@@ -4302,7 +4320,7 @@
       <w:tr>
         <w:tc>
           <w:tcPr>
-            <w:tcW w:w="2064" w:type="dxa"/>
+            <w:tcW w:type="dxa" w:w="1944"/>
           </w:tcPr>
           <w:p>
             <w:pPr>
@@ -4317,7 +4335,7 @@
         </w:tc>
         <w:tc>
           <w:tcPr>
-            <w:tcW w:w="1355" w:type="dxa"/>
+            <w:tcW w:type="dxa" w:w="604"/>
           </w:tcPr>
           <w:p>
             <w:pPr>
@@ -4332,7 +4350,7 @@
         </w:tc>
         <w:tc>
           <w:tcPr>
-            <w:tcW w:w="6180" w:type="dxa"/>
+            <w:tcW w:type="dxa" w:w="7052"/>
           </w:tcPr>
           <w:p>
             <w:pPr>
@@ -4349,7 +4367,7 @@
       <w:tr>
         <w:tc>
           <w:tcPr>
-            <w:tcW w:w="2064" w:type="dxa"/>
+            <w:tcW w:type="dxa" w:w="1944"/>
           </w:tcPr>
           <w:p>
             <w:pPr>
@@ -4364,7 +4382,7 @@
         </w:tc>
         <w:tc>
           <w:tcPr>
-            <w:tcW w:w="1355" w:type="dxa"/>
+            <w:tcW w:type="dxa" w:w="604"/>
           </w:tcPr>
           <w:p>
             <w:pPr>
@@ -4379,7 +4397,7 @@
         </w:tc>
         <w:tc>
           <w:tcPr>
-            <w:tcW w:w="6180" w:type="dxa"/>
+            <w:tcW w:type="dxa" w:w="7052"/>
           </w:tcPr>
           <w:p>
             <w:pPr>
@@ -4396,7 +4414,7 @@
       <w:tr>
         <w:tc>
           <w:tcPr>
-            <w:tcW w:w="2064" w:type="dxa"/>
+            <w:tcW w:type="dxa" w:w="1944"/>
           </w:tcPr>
           <w:p>
             <w:pPr>
@@ -4411,7 +4429,7 @@
         </w:tc>
         <w:tc>
           <w:tcPr>
-            <w:tcW w:w="1355" w:type="dxa"/>
+            <w:tcW w:type="dxa" w:w="604"/>
           </w:tcPr>
           <w:p>
             <w:pPr>
@@ -4426,7 +4444,7 @@
         </w:tc>
         <w:tc>
           <w:tcPr>
-            <w:tcW w:w="6180" w:type="dxa"/>
+            <w:tcW w:type="dxa" w:w="7052"/>
           </w:tcPr>
           <w:p>
             <w:pPr>
@@ -4443,7 +4461,7 @@
       <w:tr>
         <w:tc>
           <w:tcPr>
-            <w:tcW w:w="2064" w:type="dxa"/>
+            <w:tcW w:type="dxa" w:w="1944"/>
           </w:tcPr>
           <w:p>
             <w:pPr>
@@ -4458,7 +4476,7 @@
         </w:tc>
         <w:tc>
           <w:tcPr>
-            <w:tcW w:w="1355" w:type="dxa"/>
+            <w:tcW w:type="dxa" w:w="604"/>
           </w:tcPr>
           <w:p>
             <w:pPr>
@@ -4473,7 +4491,7 @@
         </w:tc>
         <w:tc>
           <w:tcPr>
-            <w:tcW w:w="6180" w:type="dxa"/>
+            <w:tcW w:type="dxa" w:w="7052"/>
           </w:tcPr>
           <w:p>
             <w:pPr>
@@ -4490,7 +4508,7 @@
       <w:tr>
         <w:tc>
           <w:tcPr>
-            <w:tcW w:w="2064" w:type="dxa"/>
+            <w:tcW w:type="dxa" w:w="1944"/>
           </w:tcPr>
           <w:p>
             <w:pPr>
@@ -4505,7 +4523,7 @@
         </w:tc>
         <w:tc>
           <w:tcPr>
-            <w:tcW w:w="1355" w:type="dxa"/>
+            <w:tcW w:type="dxa" w:w="604"/>
           </w:tcPr>
           <w:p>
             <w:pPr>
@@ -4520,7 +4538,7 @@
         </w:tc>
         <w:tc>
           <w:tcPr>
-            <w:tcW w:w="6180" w:type="dxa"/>
+            <w:tcW w:type="dxa" w:w="7052"/>
           </w:tcPr>
           <w:p>
             <w:pPr>
@@ -4805,17 +4823,16 @@
         <w:jc w:val="start"/>
       </w:tblPr>
       <w:tblGrid>
-        <w:gridCol w:w="7292"/>
-        <w:gridCol w:w="2307"/>
+        <w:gridCol w:w="7318"/>
+        <w:gridCol w:w="2282"/>
       </w:tblGrid>
       <w:tr>
         <w:trPr>
           <w:tblHeader w:val="true"/>
-          <w:tblHeader/>
         </w:trPr>
         <w:tc>
           <w:tcPr>
-            <w:tcW w:w="7292" w:type="dxa"/>
+            <w:tcW w:type="dxa" w:w="7318"/>
             <w:shd w:val="clear" w:color="auto" w:fill="123A5C"/>
           </w:tcPr>
           <w:p>
@@ -4835,7 +4852,7 @@
         </w:tc>
         <w:tc>
           <w:tcPr>
-            <w:tcW w:w="2307" w:type="dxa"/>
+            <w:tcW w:type="dxa" w:w="2282"/>
             <w:shd w:val="clear" w:color="auto" w:fill="123A5C"/>
           </w:tcPr>
           <w:p>
@@ -4857,7 +4874,7 @@
       <w:tr>
         <w:tc>
           <w:tcPr>
-            <w:tcW w:w="7292" w:type="dxa"/>
+            <w:tcW w:type="dxa" w:w="7318"/>
           </w:tcPr>
           <w:p>
             <w:pPr>
@@ -4872,7 +4889,7 @@
         </w:tc>
         <w:tc>
           <w:tcPr>
-            <w:tcW w:w="2307" w:type="dxa"/>
+            <w:tcW w:type="dxa" w:w="2282"/>
           </w:tcPr>
           <w:p>
             <w:pPr>
@@ -4889,7 +4906,7 @@
       <w:tr>
         <w:tc>
           <w:tcPr>
-            <w:tcW w:w="7292" w:type="dxa"/>
+            <w:tcW w:type="dxa" w:w="7318"/>
           </w:tcPr>
           <w:p>
             <w:pPr>
@@ -4904,7 +4921,7 @@
         </w:tc>
         <w:tc>
           <w:tcPr>
-            <w:tcW w:w="2307" w:type="dxa"/>
+            <w:tcW w:type="dxa" w:w="2282"/>
           </w:tcPr>
           <w:p>
             <w:pPr>
@@ -4921,7 +4938,7 @@
       <w:tr>
         <w:tc>
           <w:tcPr>
-            <w:tcW w:w="7292" w:type="dxa"/>
+            <w:tcW w:type="dxa" w:w="7318"/>
           </w:tcPr>
           <w:p>
             <w:pPr>
@@ -4936,7 +4953,7 @@
         </w:tc>
         <w:tc>
           <w:tcPr>
-            <w:tcW w:w="2307" w:type="dxa"/>
+            <w:tcW w:type="dxa" w:w="2282"/>
           </w:tcPr>
           <w:p>
             <w:pPr>
@@ -4953,7 +4970,7 @@
       <w:tr>
         <w:tc>
           <w:tcPr>
-            <w:tcW w:w="7292" w:type="dxa"/>
+            <w:tcW w:type="dxa" w:w="7318"/>
           </w:tcPr>
           <w:p>
             <w:pPr>
@@ -4968,7 +4985,7 @@
         </w:tc>
         <w:tc>
           <w:tcPr>
-            <w:tcW w:w="2307" w:type="dxa"/>
+            <w:tcW w:type="dxa" w:w="2282"/>
           </w:tcPr>
           <w:p>
             <w:pPr>
@@ -5104,20 +5121,19 @@
         <w:jc w:val="start"/>
       </w:tblPr>
       <w:tblGrid>
-        <w:gridCol w:w="1975"/>
-        <w:gridCol w:w="2296"/>
-        <w:gridCol w:w="1723"/>
-        <w:gridCol w:w="1547"/>
-        <w:gridCol w:w="2057"/>
+        <w:gridCol w:w="1793"/>
+        <w:gridCol w:w="2231"/>
+        <w:gridCol w:w="1753"/>
+        <w:gridCol w:w="1434"/>
+        <w:gridCol w:w="2389"/>
       </w:tblGrid>
       <w:tr>
         <w:trPr>
           <w:tblHeader w:val="true"/>
-          <w:tblHeader/>
         </w:trPr>
         <w:tc>
           <w:tcPr>
-            <w:tcW w:w="1975" w:type="dxa"/>
+            <w:tcW w:type="dxa" w:w="1793"/>
             <w:shd w:val="clear" w:color="auto" w:fill="123A5C"/>
           </w:tcPr>
           <w:p>
@@ -5137,7 +5153,7 @@
         </w:tc>
         <w:tc>
           <w:tcPr>
-            <w:tcW w:w="2296" w:type="dxa"/>
+            <w:tcW w:type="dxa" w:w="2231"/>
             <w:shd w:val="clear" w:color="auto" w:fill="123A5C"/>
           </w:tcPr>
           <w:p>
@@ -5157,7 +5173,7 @@
         </w:tc>
         <w:tc>
           <w:tcPr>
-            <w:tcW w:w="1723" w:type="dxa"/>
+            <w:tcW w:type="dxa" w:w="1753"/>
             <w:shd w:val="clear" w:color="auto" w:fill="123A5C"/>
           </w:tcPr>
           <w:p>
@@ -5177,7 +5193,7 @@
         </w:tc>
         <w:tc>
           <w:tcPr>
-            <w:tcW w:w="1547" w:type="dxa"/>
+            <w:tcW w:type="dxa" w:w="1434"/>
             <w:shd w:val="clear" w:color="auto" w:fill="123A5C"/>
           </w:tcPr>
           <w:p>
@@ -5197,7 +5213,7 @@
         </w:tc>
         <w:tc>
           <w:tcPr>
-            <w:tcW w:w="2057" w:type="dxa"/>
+            <w:tcW w:type="dxa" w:w="2389"/>
             <w:shd w:val="clear" w:color="auto" w:fill="123A5C"/>
           </w:tcPr>
           <w:p>
@@ -5219,51 +5235,51 @@
       <w:tr>
         <w:tc>
           <w:tcPr>
-            <w:tcW w:w="1975" w:type="dxa"/>
-          </w:tcPr>
-          <w:p>
-            <w:pPr>
-              <w:pStyle w:val="Compact"/>
-              <w:spacing w:after="40" w:before="20"/>
-            </w:pPr>
-          </w:p>
-        </w:tc>
-        <w:tc>
-          <w:tcPr>
-            <w:tcW w:w="2296" w:type="dxa"/>
-          </w:tcPr>
-          <w:p>
-            <w:pPr>
-              <w:pStyle w:val="Compact"/>
-              <w:spacing w:after="40" w:before="20"/>
-            </w:pPr>
-          </w:p>
-        </w:tc>
-        <w:tc>
-          <w:tcPr>
-            <w:tcW w:w="1723" w:type="dxa"/>
-          </w:tcPr>
-          <w:p>
-            <w:pPr>
-              <w:pStyle w:val="Compact"/>
-              <w:spacing w:after="40" w:before="20"/>
-            </w:pPr>
-          </w:p>
-        </w:tc>
-        <w:tc>
-          <w:tcPr>
-            <w:tcW w:w="1547" w:type="dxa"/>
-          </w:tcPr>
-          <w:p>
-            <w:pPr>
-              <w:pStyle w:val="Compact"/>
-              <w:spacing w:after="40" w:before="20"/>
-            </w:pPr>
-          </w:p>
-        </w:tc>
-        <w:tc>
-          <w:tcPr>
-            <w:tcW w:w="2057" w:type="dxa"/>
+            <w:tcW w:type="dxa" w:w="1793"/>
+          </w:tcPr>
+          <w:p>
+            <w:pPr>
+              <w:pStyle w:val="Compact"/>
+              <w:spacing w:after="40" w:before="20"/>
+            </w:pPr>
+          </w:p>
+        </w:tc>
+        <w:tc>
+          <w:tcPr>
+            <w:tcW w:type="dxa" w:w="2231"/>
+          </w:tcPr>
+          <w:p>
+            <w:pPr>
+              <w:pStyle w:val="Compact"/>
+              <w:spacing w:after="40" w:before="20"/>
+            </w:pPr>
+          </w:p>
+        </w:tc>
+        <w:tc>
+          <w:tcPr>
+            <w:tcW w:type="dxa" w:w="1753"/>
+          </w:tcPr>
+          <w:p>
+            <w:pPr>
+              <w:pStyle w:val="Compact"/>
+              <w:spacing w:after="40" w:before="20"/>
+            </w:pPr>
+          </w:p>
+        </w:tc>
+        <w:tc>
+          <w:tcPr>
+            <w:tcW w:type="dxa" w:w="1434"/>
+          </w:tcPr>
+          <w:p>
+            <w:pPr>
+              <w:pStyle w:val="Compact"/>
+              <w:spacing w:after="40" w:before="20"/>
+            </w:pPr>
+          </w:p>
+        </w:tc>
+        <w:tc>
+          <w:tcPr>
+            <w:tcW w:type="dxa" w:w="2389"/>
           </w:tcPr>
           <w:p>
             <w:pPr>
@@ -5276,51 +5292,51 @@
       <w:tr>
         <w:tc>
           <w:tcPr>
-            <w:tcW w:w="1975" w:type="dxa"/>
-          </w:tcPr>
-          <w:p>
-            <w:pPr>
-              <w:pStyle w:val="Compact"/>
-              <w:spacing w:after="40" w:before="20"/>
-            </w:pPr>
-          </w:p>
-        </w:tc>
-        <w:tc>
-          <w:tcPr>
-            <w:tcW w:w="2296" w:type="dxa"/>
-          </w:tcPr>
-          <w:p>
-            <w:pPr>
-              <w:pStyle w:val="Compact"/>
-              <w:spacing w:after="40" w:before="20"/>
-            </w:pPr>
-          </w:p>
-        </w:tc>
-        <w:tc>
-          <w:tcPr>
-            <w:tcW w:w="1723" w:type="dxa"/>
-          </w:tcPr>
-          <w:p>
-            <w:pPr>
-              <w:pStyle w:val="Compact"/>
-              <w:spacing w:after="40" w:before="20"/>
-            </w:pPr>
-          </w:p>
-        </w:tc>
-        <w:tc>
-          <w:tcPr>
-            <w:tcW w:w="1547" w:type="dxa"/>
-          </w:tcPr>
-          <w:p>
-            <w:pPr>
-              <w:pStyle w:val="Compact"/>
-              <w:spacing w:after="40" w:before="20"/>
-            </w:pPr>
-          </w:p>
-        </w:tc>
-        <w:tc>
-          <w:tcPr>
-            <w:tcW w:w="2057" w:type="dxa"/>
+            <w:tcW w:type="dxa" w:w="1793"/>
+          </w:tcPr>
+          <w:p>
+            <w:pPr>
+              <w:pStyle w:val="Compact"/>
+              <w:spacing w:after="40" w:before="20"/>
+            </w:pPr>
+          </w:p>
+        </w:tc>
+        <w:tc>
+          <w:tcPr>
+            <w:tcW w:type="dxa" w:w="2231"/>
+          </w:tcPr>
+          <w:p>
+            <w:pPr>
+              <w:pStyle w:val="Compact"/>
+              <w:spacing w:after="40" w:before="20"/>
+            </w:pPr>
+          </w:p>
+        </w:tc>
+        <w:tc>
+          <w:tcPr>
+            <w:tcW w:type="dxa" w:w="1753"/>
+          </w:tcPr>
+          <w:p>
+            <w:pPr>
+              <w:pStyle w:val="Compact"/>
+              <w:spacing w:after="40" w:before="20"/>
+            </w:pPr>
+          </w:p>
+        </w:tc>
+        <w:tc>
+          <w:tcPr>
+            <w:tcW w:type="dxa" w:w="1434"/>
+          </w:tcPr>
+          <w:p>
+            <w:pPr>
+              <w:pStyle w:val="Compact"/>
+              <w:spacing w:after="40" w:before="20"/>
+            </w:pPr>
+          </w:p>
+        </w:tc>
+        <w:tc>
+          <w:tcPr>
+            <w:tcW w:type="dxa" w:w="2389"/>
           </w:tcPr>
           <w:p>
             <w:pPr>
@@ -5333,51 +5349,51 @@
       <w:tr>
         <w:tc>
           <w:tcPr>
-            <w:tcW w:w="1975" w:type="dxa"/>
-          </w:tcPr>
-          <w:p>
-            <w:pPr>
-              <w:pStyle w:val="Compact"/>
-              <w:spacing w:after="40" w:before="20"/>
-            </w:pPr>
-          </w:p>
-        </w:tc>
-        <w:tc>
-          <w:tcPr>
-            <w:tcW w:w="2296" w:type="dxa"/>
-          </w:tcPr>
-          <w:p>
-            <w:pPr>
-              <w:pStyle w:val="Compact"/>
-              <w:spacing w:after="40" w:before="20"/>
-            </w:pPr>
-          </w:p>
-        </w:tc>
-        <w:tc>
-          <w:tcPr>
-            <w:tcW w:w="1723" w:type="dxa"/>
-          </w:tcPr>
-          <w:p>
-            <w:pPr>
-              <w:pStyle w:val="Compact"/>
-              <w:spacing w:after="40" w:before="20"/>
-            </w:pPr>
-          </w:p>
-        </w:tc>
-        <w:tc>
-          <w:tcPr>
-            <w:tcW w:w="1547" w:type="dxa"/>
-          </w:tcPr>
-          <w:p>
-            <w:pPr>
-              <w:pStyle w:val="Compact"/>
-              <w:spacing w:after="40" w:before="20"/>
-            </w:pPr>
-          </w:p>
-        </w:tc>
-        <w:tc>
-          <w:tcPr>
-            <w:tcW w:w="2057" w:type="dxa"/>
+            <w:tcW w:type="dxa" w:w="1793"/>
+          </w:tcPr>
+          <w:p>
+            <w:pPr>
+              <w:pStyle w:val="Compact"/>
+              <w:spacing w:after="40" w:before="20"/>
+            </w:pPr>
+          </w:p>
+        </w:tc>
+        <w:tc>
+          <w:tcPr>
+            <w:tcW w:type="dxa" w:w="2231"/>
+          </w:tcPr>
+          <w:p>
+            <w:pPr>
+              <w:pStyle w:val="Compact"/>
+              <w:spacing w:after="40" w:before="20"/>
+            </w:pPr>
+          </w:p>
+        </w:tc>
+        <w:tc>
+          <w:tcPr>
+            <w:tcW w:type="dxa" w:w="1753"/>
+          </w:tcPr>
+          <w:p>
+            <w:pPr>
+              <w:pStyle w:val="Compact"/>
+              <w:spacing w:after="40" w:before="20"/>
+            </w:pPr>
+          </w:p>
+        </w:tc>
+        <w:tc>
+          <w:tcPr>
+            <w:tcW w:type="dxa" w:w="1434"/>
+          </w:tcPr>
+          <w:p>
+            <w:pPr>
+              <w:pStyle w:val="Compact"/>
+              <w:spacing w:after="40" w:before="20"/>
+            </w:pPr>
+          </w:p>
+        </w:tc>
+        <w:tc>
+          <w:tcPr>
+            <w:tcW w:type="dxa" w:w="2389"/>
           </w:tcPr>
           <w:p>
             <w:pPr>
@@ -5497,7 +5513,7 @@
     </w:p>
     <w:bookmarkEnd w:id="44"/>
     <w:sectPr>
-      <w:footerReference w:type="default" r:id="rId9"/>
+      <w:footerReference r:id="rId9" w:type="default"/>
       <w:pgMar w:bottom="1134" w:left="1247" w:right="1247" w:top="1134"/>
     </w:sectPr>
   </w:body>
@@ -6464,7 +6480,7 @@
       <w:color w:themeColor="accent1" w:themeShade="BF" w:val="365F91"/>
     </w:rPr>
   </w:style>
-  <w:style w:type="paragraph" w:customStyle="1" w:styleId="SourceCode">
+  <w:style w:customStyle="1" w:styleId="SourceCode" w:type="paragraph">
     <w:name w:val="Source Code"/>
     <w:basedOn w:val="Normal"/>
     <w:link w:val="VerbatimChar"/>
@@ -6472,7 +6488,7 @@
       <w:wordWrap w:val="off"/>
     </w:pPr>
   </w:style>
-  <w:style w:type="character" w:customStyle="1" w:styleId="KeywordTok">
+  <w:style w:customStyle="1" w:styleId="KeywordTok" w:type="character">
     <w:name w:val="KeywordTok"/>
     <w:basedOn w:val="VerbatimChar"/>
     <w:rPr>
@@ -6480,77 +6496,77 @@
       <w:b/>
     </w:rPr>
   </w:style>
-  <w:style w:type="character" w:customStyle="1" w:styleId="DataTypeTok">
+  <w:style w:customStyle="1" w:styleId="DataTypeTok" w:type="character">
     <w:name w:val="DataTypeTok"/>
     <w:basedOn w:val="VerbatimChar"/>
     <w:rPr>
       <w:color w:val="902000"/>
     </w:rPr>
   </w:style>
-  <w:style w:type="character" w:customStyle="1" w:styleId="DecValTok">
+  <w:style w:customStyle="1" w:styleId="DecValTok" w:type="character">
     <w:name w:val="DecValTok"/>
     <w:basedOn w:val="VerbatimChar"/>
     <w:rPr>
       <w:color w:val="40a070"/>
     </w:rPr>
   </w:style>
-  <w:style w:type="character" w:customStyle="1" w:styleId="BaseNTok">
+  <w:style w:customStyle="1" w:styleId="BaseNTok" w:type="character">
     <w:name w:val="BaseNTok"/>
     <w:basedOn w:val="VerbatimChar"/>
     <w:rPr>
       <w:color w:val="40a070"/>
     </w:rPr>
   </w:style>
-  <w:style w:type="character" w:customStyle="1" w:styleId="FloatTok">
+  <w:style w:customStyle="1" w:styleId="FloatTok" w:type="character">
     <w:name w:val="FloatTok"/>
     <w:basedOn w:val="VerbatimChar"/>
     <w:rPr>
       <w:color w:val="40a070"/>
     </w:rPr>
   </w:style>
-  <w:style w:type="character" w:customStyle="1" w:styleId="ConstantTok">
+  <w:style w:customStyle="1" w:styleId="ConstantTok" w:type="character">
     <w:name w:val="ConstantTok"/>
     <w:basedOn w:val="VerbatimChar"/>
     <w:rPr>
       <w:color w:val="880000"/>
     </w:rPr>
   </w:style>
-  <w:style w:type="character" w:customStyle="1" w:styleId="CharTok">
+  <w:style w:customStyle="1" w:styleId="CharTok" w:type="character">
     <w:name w:val="CharTok"/>
     <w:basedOn w:val="VerbatimChar"/>
     <w:rPr>
       <w:color w:val="4070a0"/>
     </w:rPr>
   </w:style>
-  <w:style w:type="character" w:customStyle="1" w:styleId="SpecialCharTok">
+  <w:style w:customStyle="1" w:styleId="SpecialCharTok" w:type="character">
     <w:name w:val="SpecialCharTok"/>
     <w:basedOn w:val="VerbatimChar"/>
     <w:rPr>
       <w:color w:val="4070a0"/>
     </w:rPr>
   </w:style>
-  <w:style w:type="character" w:customStyle="1" w:styleId="StringTok">
+  <w:style w:customStyle="1" w:styleId="StringTok" w:type="character">
     <w:name w:val="StringTok"/>
     <w:basedOn w:val="VerbatimChar"/>
     <w:rPr>
       <w:color w:val="4070a0"/>
     </w:rPr>
   </w:style>
-  <w:style w:type="character" w:customStyle="1" w:styleId="VerbatimStringTok">
+  <w:style w:customStyle="1" w:styleId="VerbatimStringTok" w:type="character">
     <w:name w:val="VerbatimStringTok"/>
     <w:basedOn w:val="VerbatimChar"/>
     <w:rPr>
       <w:color w:val="4070a0"/>
     </w:rPr>
   </w:style>
-  <w:style w:type="character" w:customStyle="1" w:styleId="SpecialStringTok">
+  <w:style w:customStyle="1" w:styleId="SpecialStringTok" w:type="character">
     <w:name w:val="SpecialStringTok"/>
     <w:basedOn w:val="VerbatimChar"/>
     <w:rPr>
       <w:color w:val="bb6688"/>
     </w:rPr>
   </w:style>
-  <w:style w:type="character" w:customStyle="1" w:styleId="ImportTok">
+  <w:style w:customStyle="1" w:styleId="ImportTok" w:type="character">
     <w:name w:val="ImportTok"/>
     <w:basedOn w:val="VerbatimChar"/>
     <w:rPr>
@@ -6558,7 +6574,7 @@
       <w:b/>
     </w:rPr>
   </w:style>
-  <w:style w:type="character" w:customStyle="1" w:styleId="CommentTok">
+  <w:style w:customStyle="1" w:styleId="CommentTok" w:type="character">
     <w:name w:val="CommentTok"/>
     <w:basedOn w:val="VerbatimChar"/>
     <w:rPr>
@@ -6566,7 +6582,7 @@
       <w:i/>
     </w:rPr>
   </w:style>
-  <w:style w:type="character" w:customStyle="1" w:styleId="DocumentationTok">
+  <w:style w:customStyle="1" w:styleId="DocumentationTok" w:type="character">
     <w:name w:val="DocumentationTok"/>
     <w:basedOn w:val="VerbatimChar"/>
     <w:rPr>
@@ -6574,7 +6590,7 @@
       <w:i/>
     </w:rPr>
   </w:style>
-  <w:style w:type="character" w:customStyle="1" w:styleId="AnnotationTok">
+  <w:style w:customStyle="1" w:styleId="AnnotationTok" w:type="character">
     <w:name w:val="AnnotationTok"/>
     <w:basedOn w:val="VerbatimChar"/>
     <w:rPr>
@@ -6583,7 +6599,7 @@
       <w:i/>
     </w:rPr>
   </w:style>
-  <w:style w:type="character" w:customStyle="1" w:styleId="CommentVarTok">
+  <w:style w:customStyle="1" w:styleId="CommentVarTok" w:type="character">
     <w:name w:val="CommentVarTok"/>
     <w:basedOn w:val="VerbatimChar"/>
     <w:rPr>
@@ -6592,28 +6608,28 @@
       <w:i/>
     </w:rPr>
   </w:style>
-  <w:style w:type="character" w:customStyle="1" w:styleId="OtherTok">
+  <w:style w:customStyle="1" w:styleId="OtherTok" w:type="character">
     <w:name w:val="OtherTok"/>
     <w:basedOn w:val="VerbatimChar"/>
     <w:rPr>
       <w:color w:val="007020"/>
     </w:rPr>
   </w:style>
-  <w:style w:type="character" w:customStyle="1" w:styleId="FunctionTok">
+  <w:style w:customStyle="1" w:styleId="FunctionTok" w:type="character">
     <w:name w:val="FunctionTok"/>
     <w:basedOn w:val="VerbatimChar"/>
     <w:rPr>
       <w:color w:val="06287e"/>
     </w:rPr>
   </w:style>
-  <w:style w:type="character" w:customStyle="1" w:styleId="VariableTok">
+  <w:style w:customStyle="1" w:styleId="VariableTok" w:type="character">
     <w:name w:val="VariableTok"/>
     <w:basedOn w:val="VerbatimChar"/>
     <w:rPr>
       <w:color w:val="19177c"/>
     </w:rPr>
   </w:style>
-  <w:style w:type="character" w:customStyle="1" w:styleId="ControlFlowTok">
+  <w:style w:customStyle="1" w:styleId="ControlFlowTok" w:type="character">
     <w:name w:val="ControlFlowTok"/>
     <w:basedOn w:val="VerbatimChar"/>
     <w:rPr>
@@ -6621,45 +6637,45 @@
       <w:b/>
     </w:rPr>
   </w:style>
-  <w:style w:type="character" w:customStyle="1" w:styleId="OperatorTok">
+  <w:style w:customStyle="1" w:styleId="OperatorTok" w:type="character">
     <w:name w:val="OperatorTok"/>
     <w:basedOn w:val="VerbatimChar"/>
     <w:rPr>
       <w:color w:val="666666"/>
     </w:rPr>
   </w:style>
-  <w:style w:type="character" w:customStyle="1" w:styleId="BuiltInTok">
+  <w:style w:customStyle="1" w:styleId="BuiltInTok" w:type="character">
     <w:name w:val="BuiltInTok"/>
     <w:basedOn w:val="VerbatimChar"/>
     <w:rPr>
       <w:color w:val="008000"/>
     </w:rPr>
   </w:style>
-  <w:style w:type="character" w:customStyle="1" w:styleId="ExtensionTok">
+  <w:style w:customStyle="1" w:styleId="ExtensionTok" w:type="character">
     <w:name w:val="ExtensionTok"/>
     <w:basedOn w:val="VerbatimChar"/>
     <w:rPr/>
   </w:style>
-  <w:style w:type="character" w:customStyle="1" w:styleId="PreprocessorTok">
+  <w:style w:customStyle="1" w:styleId="PreprocessorTok" w:type="character">
     <w:name w:val="PreprocessorTok"/>
     <w:basedOn w:val="VerbatimChar"/>
     <w:rPr>
       <w:color w:val="bc7a00"/>
     </w:rPr>
   </w:style>
-  <w:style w:type="character" w:customStyle="1" w:styleId="AttributeTok">
+  <w:style w:customStyle="1" w:styleId="AttributeTok" w:type="character">
     <w:name w:val="AttributeTok"/>
     <w:basedOn w:val="VerbatimChar"/>
     <w:rPr>
       <w:color w:val="7d9029"/>
     </w:rPr>
   </w:style>
-  <w:style w:type="character" w:customStyle="1" w:styleId="RegionMarkerTok">
+  <w:style w:customStyle="1" w:styleId="RegionMarkerTok" w:type="character">
     <w:name w:val="RegionMarkerTok"/>
     <w:basedOn w:val="VerbatimChar"/>
     <w:rPr/>
   </w:style>
-  <w:style w:type="character" w:customStyle="1" w:styleId="InformationTok">
+  <w:style w:customStyle="1" w:styleId="InformationTok" w:type="character">
     <w:name w:val="InformationTok"/>
     <w:basedOn w:val="VerbatimChar"/>
     <w:rPr>
@@ -6668,7 +6684,7 @@
       <w:i/>
     </w:rPr>
   </w:style>
-  <w:style w:type="character" w:customStyle="1" w:styleId="WarningTok">
+  <w:style w:customStyle="1" w:styleId="WarningTok" w:type="character">
     <w:name w:val="WarningTok"/>
     <w:basedOn w:val="VerbatimChar"/>
     <w:rPr>
@@ -6677,7 +6693,7 @@
       <w:i/>
     </w:rPr>
   </w:style>
-  <w:style w:type="character" w:customStyle="1" w:styleId="AlertTok">
+  <w:style w:customStyle="1" w:styleId="AlertTok" w:type="character">
     <w:name w:val="AlertTok"/>
     <w:basedOn w:val="VerbatimChar"/>
     <w:rPr>
@@ -6685,7 +6701,7 @@
       <w:b/>
     </w:rPr>
   </w:style>
-  <w:style w:type="character" w:customStyle="1" w:styleId="ErrorTok">
+  <w:style w:customStyle="1" w:styleId="ErrorTok" w:type="character">
     <w:name w:val="ErrorTok"/>
     <w:basedOn w:val="VerbatimChar"/>
     <w:rPr>
@@ -6693,7 +6709,7 @@
       <w:b/>
     </w:rPr>
   </w:style>
-  <w:style w:type="character" w:customStyle="1" w:styleId="NormalTok">
+  <w:style w:customStyle="1" w:styleId="NormalTok" w:type="character">
     <w:name w:val="NormalTok"/>
     <w:basedOn w:val="VerbatimChar"/>
     <w:rPr/>

--- a/education/fr/03_Trousse_evaluation.docx
+++ b/education/fr/03_Trousse_evaluation.docx
@@ -143,7 +143,7 @@
             <w:pStyle w:val="TOCHeading"/>
           </w:pPr>
           <w:r>
-            <w:t xml:space="preserve">Table des mati��res</w:t>
+            <w:t xml:space="preserve">Table des matières</w:t>
           </w:r>
         </w:p>
         <w:p>
@@ -179,23 +179,7 @@
         <w:pStyle w:val="FirstParagraph"/>
       </w:pPr>
       <w:r>
-        <w:t xml:space="preserve">Cette trousse fournit aux enseignants des énoncés de travaux et des grilles d’évaluation prêts à adapter pour les cours qui utilisent CyberRiskGuardian, et présente aux étudiants les critères selon lesquels leurs travaux seront évalués. Elle s’appuie sur la conception de l’évaluation du cours</w:t>
-      </w:r>
-      <w:r>
-        <w:t xml:space="preserve"> </w:t>
-      </w:r>
-      <w:r>
-        <w:rPr>
-          <w:iCs/>
-          <w:i/>
-        </w:rPr>
-        <w:t xml:space="preserve">BTM 440 Information Systems Risks, Security and Audit</w:t>
-      </w:r>
-      <w:r>
-        <w:t xml:space="preserve"> </w:t>
-      </w:r>
-      <w:r>
-        <w:t xml:space="preserve">(Université Concordia, automne 2026), généralisée afin que tout établissement puisse l’utiliser.</w:t>
+        <w:t xml:space="preserve">Cette trousse fournit aux enseignants des énoncés de travaux et des grilles d’évaluation prêts à adapter pour les cours qui utilisent CyberRiskGuardian, et présente aux étudiants les critères selon lesquels leurs travaux seront évalués. Elle s’appuie sur la conception de l’évaluation d’un cours de premier cycle en cybersécurité, généralisée afin que tout établissement puisse l’utiliser.</w:t>
       </w:r>
     </w:p>
     <w:p>
@@ -5508,7 +5492,7 @@
           <w:iCs/>
           <w:i/>
         </w:rPr>
-        <w:t xml:space="preserve">© 2026 Marc-André Léger. Sous licence CC BY-NC 4.0. Adapté du BTM 440 Student Assignment Guide (Université Concordia, automne 2026).</w:t>
+        <w:t xml:space="preserve">© 2026 Marc-André Léger. Sous licence CC BY-NC 4.0. Adapté du guide des travaux de l’auteur pour un cours de premier cycle en cybersécurité.</w:t>
       </w:r>
     </w:p>
     <w:bookmarkEnd w:id="44"/>
